--- a/drafts/2026-09-14-gabriel-jew-master.docx
+++ b/drafts/2026-09-14-gabriel-jew-master.docx
@@ -61,6 +61,59 @@
           <w:sz w:val="18"/>
           <w:spacing w:val="20"/>
         </w:rPr>
+        <w:t>CORE COMPETENCIES</w:t>
+      </w:r>
+    </w:p>
+    <w:p>
+      <w:r>
+        <w:rPr>
+          <w:b/>
+          <w:color w:val="1B4965"/>
+        </w:rPr>
+        <w:t xml:space="preserve">Power Systems &amp; Hardware: </w:t>
+      </w:r>
+      <w:r>
+        <w:t>Grid-scale and containerized BESS, PCS selection and configuration, UL 9540, black start and islanding, voltage fault ride-through, non-firm interconnection and curtailment, demand response, central plant and data center cooling systems</w:t>
+      </w:r>
+    </w:p>
+    <w:p>
+      <w:r>
+        <w:rPr>
+          <w:b/>
+          <w:color w:val="1B4965"/>
+        </w:rPr>
+        <w:t xml:space="preserve">Modeling &amp; Analysis: </w:t>
+      </w:r>
+      <w:r>
+        <w:t>Cell-to-system cost modeling, EPC and logistics cost modeling, battery degradation modeling (calendar and cycle aging), system sizing and augmentation planning, Python, Excel</w:t>
+      </w:r>
+    </w:p>
+    <w:p>
+      <w:r>
+        <w:rPr>
+          <w:b/>
+          <w:color w:val="1B4965"/>
+        </w:rPr>
+        <w:t xml:space="preserve">Commercial &amp; Delivery: </w:t>
+      </w:r>
+      <w:r>
+        <w:t>Product roadmap and business case, pricing strategy, RFP/RFI technical response, vendor and contract manufacturer selection, change order negotiation, utility incentive structuring</w:t>
+      </w:r>
+    </w:p>
+    <w:p>
+      <w:pPr>
+        <w:spacing w:before="120" w:after="40"/>
+        <w:pBdr>
+          <w:bottom w:val="single" w:sz="8" w:space="1" w:color="1B4965"/>
+        </w:pBdr>
+      </w:pPr>
+      <w:r>
+        <w:rPr>
+          <w:b/>
+          <w:color w:val="1B4965"/>
+          <w:sz w:val="18"/>
+          <w:spacing w:val="20"/>
+        </w:rPr>
         <w:t>EXPERIENCE</w:t>
       </w:r>
     </w:p>
@@ -93,7 +146,7 @@
         <w:tabs>
           <w:tab w:pos="10512" w:val="right"/>
         </w:tabs>
-        <w:spacing w:before="60"/>
+        <w:spacing w:before="40"/>
         <w:ind w:left="202"/>
       </w:pPr>
       <w:r>
@@ -180,7 +233,7 @@
         <w:tabs>
           <w:tab w:pos="10512" w:val="right"/>
         </w:tabs>
-        <w:spacing w:before="60"/>
+        <w:spacing w:before="40"/>
         <w:ind w:left="202"/>
       </w:pPr>
       <w:r>
@@ -236,14 +289,9 @@
       <w:r>
         <w:rPr>
           <w:b/>
+          <w:color w:val="1B4965"/>
         </w:rPr>
         <w:t>Comfort Energy</w:t>
-      </w:r>
-      <w:r>
-        <w:rPr>
-          <w:color w:val="5B6470"/>
-        </w:rPr>
-        <w:t xml:space="preserve">  |  Design-Build Engineering Manager, HVAC</w:t>
       </w:r>
       <w:r>
         <w:rPr>
@@ -256,7 +304,30 @@
     </w:p>
     <w:p>
       <w:pPr>
+        <w:tabs>
+          <w:tab w:pos="10512" w:val="right"/>
+        </w:tabs>
+        <w:spacing w:before="0"/>
+        <w:ind w:left="202"/>
+      </w:pPr>
+      <w:r>
+        <w:rPr>
+          <w:b/>
+        </w:rPr>
+        <w:t>Design-Build Engineering Manager, HVAC</w:t>
+      </w:r>
+      <w:r>
+        <w:rPr>
+          <w:i/>
+          <w:color w:val="5B6470"/>
+        </w:rPr>
+        <w:tab/>
+      </w:r>
+    </w:p>
+    <w:p>
+      <w:pPr>
         <w:pStyle w:val="ListBullet"/>
+        <w:ind w:left="518"/>
       </w:pPr>
       <w:r>
         <w:t>Managed end-to-end commercial HVAC delivery on active construction sites: scope definition, equipment selection, and mechanical and electrical commissioning and startup, coordinating with general contractors, architects, and developers.</w:t>
@@ -265,6 +336,7 @@
     <w:p>
       <w:pPr>
         <w:pStyle w:val="ListBullet"/>
+        <w:ind w:left="518"/>
       </w:pPr>
       <w:r>
         <w:t>Owned estimating, procurement, and field operations; produced mechanical bids, directed trade installer crews, and negotiated in-flight change orders to protect margin and schedule.</w:t>
@@ -281,14 +353,9 @@
       <w:r>
         <w:rPr>
           <w:b/>
+          <w:color w:val="1B4965"/>
         </w:rPr>
         <w:t>Pacific Gas and Electric Company (PG&amp;E)</w:t>
-      </w:r>
-      <w:r>
-        <w:rPr>
-          <w:color w:val="5B6470"/>
-        </w:rPr>
-        <w:t xml:space="preserve">  |  Energy Solutions Engineer</w:t>
       </w:r>
       <w:r>
         <w:rPr>
@@ -301,7 +368,30 @@
     </w:p>
     <w:p>
       <w:pPr>
+        <w:tabs>
+          <w:tab w:pos="10512" w:val="right"/>
+        </w:tabs>
+        <w:spacing w:before="0"/>
+        <w:ind w:left="202"/>
+      </w:pPr>
+      <w:r>
+        <w:rPr>
+          <w:b/>
+        </w:rPr>
+        <w:t>Energy Solutions Engineer</w:t>
+      </w:r>
+      <w:r>
+        <w:rPr>
+          <w:i/>
+          <w:color w:val="5B6470"/>
+        </w:rPr>
+        <w:tab/>
+      </w:r>
+    </w:p>
+    <w:p>
+      <w:pPr>
         <w:pStyle w:val="ListBullet"/>
+        <w:ind w:left="518"/>
       </w:pPr>
       <w:r>
         <w:t>Delivered 2.5 MW of peak demand reduction and 7 GWh of cumulative energy savings across commercial and industrial portfolios through customer-facing technical audits, incentive structuring, and capital project evaluation.</w:t>
@@ -310,6 +400,7 @@
     <w:p>
       <w:pPr>
         <w:pStyle w:val="ListBullet"/>
+        <w:ind w:left="518"/>
       </w:pPr>
       <w:r>
         <w:t>Engineered efficiency and demand-response projects for data centers and critical facilities: developed technical scopes and savings models for data center cooling retrofits (hot/cold aisle containment, economizers, VFDs), central plant systems (chillers, boilers, AHUs), and behind-the-meter thermal and battery peak-shifting assets.</w:t>
@@ -413,7 +504,7 @@
           <w:sz w:val="18"/>
           <w:spacing w:val="20"/>
         </w:rPr>
-        <w:t>EDUCATION</w:t>
+        <w:t>EDUCATION &amp; CREDENTIALS</w:t>
       </w:r>
     </w:p>
     <w:p>
@@ -427,78 +518,8 @@
       </w:r>
     </w:p>
     <w:p>
-      <w:pPr>
-        <w:spacing w:before="120" w:after="40"/>
-        <w:pBdr>
-          <w:bottom w:val="single" w:sz="8" w:space="1" w:color="1B4965"/>
-        </w:pBdr>
-      </w:pPr>
-      <w:r>
-        <w:rPr>
-          <w:b/>
-          <w:color w:val="1B4965"/>
-          <w:sz w:val="18"/>
-          <w:spacing w:val="20"/>
-        </w:rPr>
-        <w:t>CERTIFICATIONS</w:t>
-      </w:r>
-    </w:p>
-    <w:p>
       <w:r>
         <w:t>California Licensed Professional Engineer #M38303, Thermal and Fluid Systems (NCEES), 2016</w:t>
-      </w:r>
-    </w:p>
-    <w:p>
-      <w:pPr>
-        <w:spacing w:before="120" w:after="40"/>
-        <w:pBdr>
-          <w:bottom w:val="single" w:sz="8" w:space="1" w:color="1B4965"/>
-        </w:pBdr>
-      </w:pPr>
-      <w:r>
-        <w:rPr>
-          <w:b/>
-          <w:color w:val="1B4965"/>
-          <w:sz w:val="18"/>
-          <w:spacing w:val="20"/>
-        </w:rPr>
-        <w:t>CORE COMPETENCIES</w:t>
-      </w:r>
-    </w:p>
-    <w:p>
-      <w:r>
-        <w:rPr>
-          <w:b/>
-          <w:color w:val="1B4965"/>
-        </w:rPr>
-        <w:t xml:space="preserve">Power Systems &amp; Hardware: </w:t>
-      </w:r>
-      <w:r>
-        <w:t>Grid-scale and containerized BESS, PCS selection and configuration, UL 9540, black start and islanding, voltage fault ride-through, non-firm interconnection and curtailment, demand response, central plant and data center cooling systems</w:t>
-      </w:r>
-    </w:p>
-    <w:p>
-      <w:r>
-        <w:rPr>
-          <w:b/>
-          <w:color w:val="1B4965"/>
-        </w:rPr>
-        <w:t xml:space="preserve">Modeling &amp; Analysis: </w:t>
-      </w:r>
-      <w:r>
-        <w:t>Cell-to-system cost modeling, EPC and logistics cost modeling, battery degradation modeling (calendar and cycle aging), system sizing and augmentation planning, Python, Excel</w:t>
-      </w:r>
-    </w:p>
-    <w:p>
-      <w:r>
-        <w:rPr>
-          <w:b/>
-          <w:color w:val="1B4965"/>
-        </w:rPr>
-        <w:t xml:space="preserve">Commercial &amp; Delivery: </w:t>
-      </w:r>
-      <w:r>
-        <w:t>Product roadmap and business case, pricing strategy, RFP/RFI technical response, vendor and contract manufacturer selection, change order negotiation, utility incentive structuring</w:t>
       </w:r>
     </w:p>
     <w:sectPr>

--- a/drafts/2026-09-14-gabriel-jew-master.docx
+++ b/drafts/2026-09-14-gabriel-jew-master.docx
@@ -425,22 +425,32 @@
     </w:p>
     <w:p>
       <w:pPr>
-        <w:spacing w:before="60"/>
+        <w:tabs>
+          <w:tab w:pos="10512" w:val="right"/>
+        </w:tabs>
+        <w:spacing w:before="80"/>
+        <w:ind w:left="0"/>
       </w:pPr>
       <w:r>
         <w:rPr>
           <w:b/>
+          <w:color w:val="1B4965"/>
         </w:rPr>
         <w:t>Institutional Equity &amp; Macroeconomic Research Engine</w:t>
       </w:r>
       <w:r>
         <w:rPr>
+          <w:i w:val="0"/>
           <w:color w:val="5B6470"/>
         </w:rPr>
-        <w:t xml:space="preserve">  |  Python, Gemini API, PyMuPDF, SQLite, Discord API, Railway</w:t>
+        <w:tab/>
+        <w:t>Python, Gemini API, PyMuPDF, SQLite, Discord API, Railway</w:t>
       </w:r>
     </w:p>
     <w:p>
+      <w:pPr>
+        <w:ind w:left="202"/>
+      </w:pPr>
       <w:r>
         <w:t>Automated synthesis and cited RAG bot converting institutional research into a daily brief and Q&amp;A for 100+ paid subscribers.</w:t>
       </w:r>
@@ -448,6 +458,7 @@
     <w:p>
       <w:pPr>
         <w:pStyle w:val="ListBullet"/>
+        <w:ind w:left="518"/>
       </w:pPr>
       <w:r>
         <w:rPr>
@@ -463,6 +474,7 @@
     <w:p>
       <w:pPr>
         <w:pStyle w:val="ListBullet"/>
+        <w:ind w:left="518"/>
       </w:pPr>
       <w:r>
         <w:rPr>
@@ -478,6 +490,7 @@
     <w:p>
       <w:pPr>
         <w:pStyle w:val="ListBullet"/>
+        <w:ind w:left="518"/>
       </w:pPr>
       <w:r>
         <w:rPr>
@@ -508,18 +521,99 @@
       </w:r>
     </w:p>
     <w:p>
+      <w:pPr>
+        <w:tabs>
+          <w:tab w:pos="10512" w:val="right"/>
+        </w:tabs>
+        <w:spacing w:before="60"/>
+        <w:ind w:left="0"/>
+      </w:pPr>
       <w:r>
-        <w:t>MBA (STEM-designated), Product Management/Strategy, UC Davis Graduate School of Management, 2022</w:t>
+        <w:rPr>
+          <w:b/>
+          <w:color w:val="1B4965"/>
+        </w:rPr>
+        <w:t>UC Davis Graduate School of Management</w:t>
+      </w:r>
+      <w:r>
+        <w:rPr>
+          <w:i/>
+          <w:color w:val="5B6470"/>
+        </w:rPr>
+        <w:tab/>
+        <w:t>2022</w:t>
       </w:r>
     </w:p>
     <w:p>
+      <w:pPr>
+        <w:ind w:left="202"/>
+      </w:pPr>
       <w:r>
-        <w:t>BS Mechanical Engineering, UC Davis, 2013, Dean's Honor List</w:t>
+        <w:t>MBA (STEM-designated), Product Management &amp; Strategy</w:t>
       </w:r>
     </w:p>
     <w:p>
+      <w:pPr>
+        <w:tabs>
+          <w:tab w:pos="10512" w:val="right"/>
+        </w:tabs>
+        <w:spacing w:before="60"/>
+        <w:ind w:left="0"/>
+      </w:pPr>
       <w:r>
-        <w:t>California Licensed Professional Engineer #M38303, Thermal and Fluid Systems (NCEES), 2016</w:t>
+        <w:rPr>
+          <w:b/>
+          <w:color w:val="1B4965"/>
+        </w:rPr>
+        <w:t>UC Davis</w:t>
+      </w:r>
+      <w:r>
+        <w:rPr>
+          <w:i/>
+          <w:color w:val="5B6470"/>
+        </w:rPr>
+        <w:tab/>
+        <w:t>2013</w:t>
+      </w:r>
+    </w:p>
+    <w:p>
+      <w:pPr>
+        <w:ind w:left="202"/>
+      </w:pPr>
+      <w:r>
+        <w:t>BS Mechanical Engineering, Dean's Honor List</w:t>
+      </w:r>
+    </w:p>
+    <w:p>
+      <w:pPr>
+        <w:tabs>
+          <w:tab w:pos="10512" w:val="right"/>
+        </w:tabs>
+        <w:spacing w:before="60"/>
+        <w:ind w:left="0"/>
+      </w:pPr>
+      <w:r>
+        <w:rPr>
+          <w:b/>
+          <w:color w:val="1B4965"/>
+        </w:rPr>
+        <w:t>Professional Engineer, California</w:t>
+      </w:r>
+      <w:r>
+        <w:rPr>
+          <w:i/>
+          <w:color w:val="5B6470"/>
+        </w:rPr>
+        <w:tab/>
+        <w:t>2016</w:t>
+      </w:r>
+    </w:p>
+    <w:p>
+      <w:pPr>
+        <w:ind w:left="202"/>
+      </w:pPr>
+      <w:r>
+        <w:t>License #M38303, Thermal and Fluid Systems (NCEES)</w:t>
       </w:r>
     </w:p>
     <w:sectPr>

--- a/drafts/2026-09-14-gabriel-jew-master.docx
+++ b/drafts/2026-09-14-gabriel-jew-master.docx
@@ -449,10 +449,24 @@
     </w:p>
     <w:p>
       <w:pPr>
+        <w:tabs>
+          <w:tab w:pos="10512" w:val="right"/>
+        </w:tabs>
+        <w:spacing w:before="0"/>
         <w:ind w:left="202"/>
       </w:pPr>
       <w:r>
+        <w:rPr>
+          <w:b/>
+        </w:rPr>
         <w:t>Automated synthesis and cited RAG bot converting institutional research into a daily brief and Q&amp;A for 100+ paid subscribers.</w:t>
+      </w:r>
+      <w:r>
+        <w:rPr>
+          <w:i/>
+          <w:color w:val="5B6470"/>
+        </w:rPr>
+        <w:tab/>
       </w:r>
     </w:p>
     <w:p>

--- a/drafts/2026-09-14-gabriel-jew-master.docx
+++ b/drafts/2026-09-14-gabriel-jew-master.docx
@@ -27,7 +27,8 @@
     </w:p>
     <w:p>
       <w:pPr>
-        <w:spacing w:before="120" w:after="40"/>
+        <w:keepNext/>
+        <w:spacing w:before="100" w:after="100"/>
         <w:pBdr>
           <w:bottom w:val="single" w:sz="8" w:space="1" w:color="1B4965"/>
         </w:pBdr>
@@ -43,13 +44,17 @@
       </w:r>
     </w:p>
     <w:p>
+      <w:pPr>
+        <w:spacing w:after="100"/>
+      </w:pPr>
       <w:r>
         <w:t>Product manager for grid-scale BESS with a utility and construction background, eight years at LG Energy Solution moving from systems engineering to product ownership. Originated the 2-hour containerized product that became LG's flagship for AI data center power, with multi-GWh bookings. Works across power systems engineering, techno-economic modeling, and Python tooling to turn site-level constraints into deployable hardware and pricing.</w:t>
       </w:r>
     </w:p>
     <w:p>
       <w:pPr>
-        <w:spacing w:before="120" w:after="40"/>
+        <w:keepNext/>
+        <w:spacing w:before="280" w:after="100"/>
         <w:pBdr>
           <w:bottom w:val="single" w:sz="8" w:space="1" w:color="1B4965"/>
         </w:pBdr>
@@ -65,6 +70,9 @@
       </w:r>
     </w:p>
     <w:p>
+      <w:pPr>
+        <w:spacing w:before="100"/>
+      </w:pPr>
       <w:r>
         <w:rPr>
           <w:b/>
@@ -77,6 +85,9 @@
       </w:r>
     </w:p>
     <w:p>
+      <w:pPr>
+        <w:spacing w:before="100"/>
+      </w:pPr>
       <w:r>
         <w:rPr>
           <w:b/>
@@ -89,6 +100,9 @@
       </w:r>
     </w:p>
     <w:p>
+      <w:pPr>
+        <w:spacing w:before="100"/>
+      </w:pPr>
       <w:r>
         <w:rPr>
           <w:b/>
@@ -102,7 +116,8 @@
     </w:p>
     <w:p>
       <w:pPr>
-        <w:spacing w:before="120" w:after="40"/>
+        <w:keepNext/>
+        <w:spacing w:before="280" w:after="100"/>
         <w:pBdr>
           <w:bottom w:val="single" w:sz="8" w:space="1" w:color="1B4965"/>
         </w:pBdr>
@@ -119,10 +134,11 @@
     </w:p>
     <w:p>
       <w:pPr>
+        <w:keepNext/>
         <w:tabs>
           <w:tab w:pos="10512" w:val="right"/>
         </w:tabs>
-        <w:spacing w:before="80"/>
+        <w:spacing w:before="240"/>
         <w:ind w:left="0"/>
       </w:pPr>
       <w:r>
@@ -143,10 +159,11 @@
     </w:p>
     <w:p>
       <w:pPr>
+        <w:keepNext/>
         <w:tabs>
           <w:tab w:pos="10512" w:val="right"/>
         </w:tabs>
-        <w:spacing w:before="40"/>
+        <w:spacing w:before="120"/>
         <w:ind w:left="202"/>
       </w:pPr>
       <w:r>
@@ -172,12 +189,11 @@
       <w:r>
         <w:rPr>
           <w:b/>
-          <w:color w:val="1B4965"/>
         </w:rPr>
-        <w:t xml:space="preserve">Roadmap Ownership &amp; Commercial Impact: </w:t>
+        <w:t>Expanded product portfolio from 4-hour to 2-hour duration</w:t>
       </w:r>
       <w:r>
-        <w:t>Expanded the product portfolio from 4-hour to 2-hour duration with an AC-integrated containerized BESS to capture emerging AI data center demand; secured executive and commercial buy-in to establish the platform as LG's flagship offering for the segment, driving multi-GWh forward bookings for 2027 delivery.</w:t>
+        <w:t xml:space="preserve"> with an AC-integrated containerized BESS to capture emerging AI data center demand; secured executive and commercial buy-in to establish the platform as LG's flagship offering, driving multi-GWh forward bookings for 2027 delivery.</w:t>
       </w:r>
     </w:p>
     <w:p>
@@ -188,12 +204,11 @@
       <w:r>
         <w:rPr>
           <w:b/>
-          <w:color w:val="1B4965"/>
         </w:rPr>
-        <w:t xml:space="preserve">Techno-Economics &amp; Pricing Strategy: </w:t>
+        <w:t>Built bottom-up cell-to-system cost, EPC installation, and logistics models</w:t>
       </w:r>
       <w:r>
-        <w:t>Built bottom-up cell-to-system cost, EPC installation, and logistics models to set competitive system pricing, evaluate PCS configurations, and quantify the margin, energy density, and transport advantages of the 2-hour architecture.</w:t>
+        <w:t xml:space="preserve"> to set competitive system pricing, evaluate PCS configurations, and quantify the margin, energy density, and transport advantages of the 2-hour architecture.</w:t>
       </w:r>
     </w:p>
     <w:p>
@@ -204,12 +219,11 @@
       <w:r>
         <w:rPr>
           <w:b/>
-          <w:color w:val="1B4965"/>
         </w:rPr>
-        <w:t xml:space="preserve">Technical Translation &amp; System Requirements: </w:t>
+        <w:t>Translated hyperscale and AI data center power constraints</w:t>
       </w:r>
       <w:r>
-        <w:t>Translated hyperscale and AI data center power constraints into core BESS requirements: authored specifications for compute step-load transient smoothing, voltage fault ride-through with active recovery, gas turbine pairing, black start and islanding, and capacity management for non-firm interconnection with curtailment.</w:t>
+        <w:t xml:space="preserve"> into core BESS requirements: authored specifications for compute step-load transient smoothing, voltage fault ride-through with active recovery, gas turbine pairing, black start and islanding, and capacity management for non-firm interconnection with curtailment.</w:t>
       </w:r>
     </w:p>
     <w:p>
@@ -220,20 +234,20 @@
       <w:r>
         <w:rPr>
           <w:b/>
-          <w:color w:val="1B4965"/>
         </w:rPr>
-        <w:t xml:space="preserve">Cross-Functional Delivery: </w:t>
+        <w:t>Led PCS vendor selection and owned the UL 9540 listing path</w:t>
       </w:r>
       <w:r>
-        <w:t>Led PCS vendor selection and owned the UL 9540 listing path; served as the product interface between engineering, sales, and project execution, aligning volume commitments, cost-down trajectory, development and certification schedules, technical documentation, and commissioning and service procedures.</w:t>
+        <w:t>; served as the product interface between engineering, sales, and project execution, aligning volume commitments, cost-down trajectory, development/certification schedules, technical documentation, and commissioning procedures.</w:t>
       </w:r>
     </w:p>
     <w:p>
       <w:pPr>
+        <w:keepNext/>
         <w:tabs>
           <w:tab w:pos="10512" w:val="right"/>
         </w:tabs>
-        <w:spacing w:before="40"/>
+        <w:spacing w:before="120"/>
         <w:ind w:left="202"/>
       </w:pPr>
       <w:r>
@@ -257,7 +271,13 @@
         <w:ind w:left="518"/>
       </w:pPr>
       <w:r>
-        <w:t>Led product engineering for LG's first prefabricated containerized BESS (2.86 MWh/unit); partnered with contract manufacturer Jabil from architecture through functional prototype, managing cost, safety, and size/weight tradeoffs to replace bespoke field assembly and deliver nearly 1 GWh across CAISO and ERCOT.</w:t>
+        <w:rPr>
+          <w:b/>
+        </w:rPr>
+        <w:t>Led product engineering for LG's first prefabricated containerized BESS</w:t>
+      </w:r>
+      <w:r>
+        <w:t xml:space="preserve"> (2.86 MWh/unit); partnered with contract manufacturer Jabil from architecture through functional prototype, managing cost, safety, and size/weight tradeoffs to replace bespoke field assembly and deliver nearly 1 GWh across CAISO and ERCOT.</w:t>
       </w:r>
     </w:p>
     <w:p>
@@ -266,7 +286,13 @@
         <w:ind w:left="518"/>
       </w:pPr>
       <w:r>
-        <w:t>Developed Python and spreadsheet degradation models simulating calendar and cycle aging, C-rate, temperature, and depth of discharge; optimized battery-to-inverter ratios and augmentation schedules to minimize lifetime cost while satisfying developer warranty terms.</w:t>
+        <w:rPr>
+          <w:b/>
+        </w:rPr>
+        <w:t>Developed Python and spreadsheet degradation models</w:t>
+      </w:r>
+      <w:r>
+        <w:t xml:space="preserve"> simulating calendar and cycle aging, C-rate, temperature, and depth of discharge; optimized battery-to-inverter ratios and augmentation schedules to minimize lifetime cost while satisfying developer warranty terms.</w:t>
       </w:r>
     </w:p>
     <w:p>
@@ -275,15 +301,22 @@
         <w:ind w:left="518"/>
       </w:pPr>
       <w:r>
-        <w:t>Directed technical sales engineering for integrators, EPCs, and IPP/developers; led requirements capture, system sizing, and RFP/RFI technical defense, translating site duty-cycle constraints into pre-construction proposals.</w:t>
+        <w:rPr>
+          <w:b/>
+        </w:rPr>
+        <w:t>Directed technical sales engineering for integrators, EPCs, and IPP/developers</w:t>
+      </w:r>
+      <w:r>
+        <w:t>; led requirements capture, system sizing, and RFP/RFI technical defense, translating site duty-cycle constraints into pre-construction proposals.</w:t>
       </w:r>
     </w:p>
     <w:p>
       <w:pPr>
+        <w:keepNext/>
         <w:tabs>
           <w:tab w:pos="10512" w:val="right"/>
         </w:tabs>
-        <w:spacing w:before="80"/>
+        <w:spacing w:before="240"/>
         <w:ind w:left="0"/>
       </w:pPr>
       <w:r>
@@ -304,10 +337,11 @@
     </w:p>
     <w:p>
       <w:pPr>
+        <w:keepNext/>
         <w:tabs>
           <w:tab w:pos="10512" w:val="right"/>
         </w:tabs>
-        <w:spacing w:before="0"/>
+        <w:spacing w:before="100"/>
         <w:ind w:left="202"/>
       </w:pPr>
       <w:r>
@@ -330,7 +364,13 @@
         <w:ind w:left="518"/>
       </w:pPr>
       <w:r>
-        <w:t>Managed end-to-end commercial HVAC delivery on active construction sites: scope definition, equipment selection, and mechanical and electrical commissioning and startup, coordinating with general contractors, architects, and developers.</w:t>
+        <w:rPr>
+          <w:b/>
+        </w:rPr>
+        <w:t>Managed end-to-end commercial HVAC delivery on active construction sites</w:t>
+      </w:r>
+      <w:r>
+        <w:t>: scope definition, equipment selection, and mechanical and electrical commissioning and startup, coordinating with general contractors, architects, and developers.</w:t>
       </w:r>
     </w:p>
     <w:p>
@@ -339,15 +379,22 @@
         <w:ind w:left="518"/>
       </w:pPr>
       <w:r>
-        <w:t>Owned estimating, procurement, and field operations; produced mechanical bids, directed trade installer crews, and negotiated in-flight change orders to protect margin and schedule.</w:t>
+        <w:rPr>
+          <w:b/>
+        </w:rPr>
+        <w:t>Owned estimating, procurement, and field operations</w:t>
+      </w:r>
+      <w:r>
+        <w:t>; produced mechanical bids, directed trade installer crews, and negotiated in-flight change orders to protect margin and schedule.</w:t>
       </w:r>
     </w:p>
     <w:p>
       <w:pPr>
+        <w:keepNext/>
         <w:tabs>
           <w:tab w:pos="10512" w:val="right"/>
         </w:tabs>
-        <w:spacing w:before="80"/>
+        <w:spacing w:before="240"/>
         <w:ind w:left="0"/>
       </w:pPr>
       <w:r>
@@ -368,10 +415,11 @@
     </w:p>
     <w:p>
       <w:pPr>
+        <w:keepNext/>
         <w:tabs>
           <w:tab w:pos="10512" w:val="right"/>
         </w:tabs>
-        <w:spacing w:before="0"/>
+        <w:spacing w:before="100"/>
         <w:ind w:left="202"/>
       </w:pPr>
       <w:r>
@@ -394,7 +442,13 @@
         <w:ind w:left="518"/>
       </w:pPr>
       <w:r>
-        <w:t>Delivered 2.5 MW of peak demand reduction and 7 GWh of cumulative energy savings across commercial and industrial portfolios through customer-facing technical audits, incentive structuring, and capital project evaluation.</w:t>
+        <w:rPr>
+          <w:b/>
+        </w:rPr>
+        <w:t>Delivered 2.5 MW of peak demand reduction and 7 GWh of cumulative energy savings</w:t>
+      </w:r>
+      <w:r>
+        <w:t xml:space="preserve"> across commercial and industrial portfolios through customer-facing technical audits, incentive structuring, and capital project evaluation.</w:t>
       </w:r>
     </w:p>
     <w:p>
@@ -403,12 +457,19 @@
         <w:ind w:left="518"/>
       </w:pPr>
       <w:r>
-        <w:t>Engineered efficiency and demand-response projects for data centers and critical facilities: developed technical scopes and savings models for data center cooling retrofits (hot/cold aisle containment, economizers, VFDs), central plant systems (chillers, boilers, AHUs), and behind-the-meter thermal and battery peak-shifting assets.</w:t>
+        <w:rPr>
+          <w:b/>
+        </w:rPr>
+        <w:t>Engineered efficiency and demand-response projects for data centers and critical facilities</w:t>
+      </w:r>
+      <w:r>
+        <w:t>: developed technical scopes and savings models for data center cooling retrofits (hot/cold aisle containment, economizers, VFDs), central plant systems (chillers, boilers, AHUs), and behind-the-meter thermal and battery peak-shifting assets.</w:t>
       </w:r>
     </w:p>
     <w:p>
       <w:pPr>
-        <w:spacing w:before="120" w:after="40"/>
+        <w:keepNext/>
+        <w:spacing w:before="280" w:after="100"/>
         <w:pBdr>
           <w:bottom w:val="single" w:sz="8" w:space="1" w:color="1B4965"/>
         </w:pBdr>
@@ -425,10 +486,11 @@
     </w:p>
     <w:p>
       <w:pPr>
+        <w:keepNext/>
         <w:tabs>
           <w:tab w:pos="10512" w:val="right"/>
         </w:tabs>
-        <w:spacing w:before="80"/>
+        <w:spacing w:before="240"/>
         <w:ind w:left="0"/>
       </w:pPr>
       <w:r>
@@ -449,10 +511,11 @@
     </w:p>
     <w:p>
       <w:pPr>
+        <w:keepNext/>
         <w:tabs>
           <w:tab w:pos="10512" w:val="right"/>
         </w:tabs>
-        <w:spacing w:before="0"/>
+        <w:spacing w:before="100"/>
         <w:ind w:left="202"/>
       </w:pPr>
       <w:r>
@@ -477,12 +540,11 @@
       <w:r>
         <w:rPr>
           <w:b/>
-          <w:color w:val="1B4965"/>
         </w:rPr>
-        <w:t xml:space="preserve">Multi-Source Ingestion &amp; Schema Extraction: </w:t>
+        <w:t>Engineered an automated pipeline ingesting 100+ research PDFs daily</w:t>
       </w:r>
       <w:r>
-        <w:t>Engineered an automated pipeline ingesting 100+ equity and macroeconomic research PDFs daily (16,000+ total); parsed unstructured multi-asset commentary into structured JSON schemas with verbatim anchor quotes, programmatically verifying every extracted metric against source text before database commit.</w:t>
+        <w:t xml:space="preserve"> (16,000+ total); parsed unstructured multi-asset commentary into structured JSON schemas with verbatim anchor quotes, programmatically verifying every extracted metric against source text before database commit.</w:t>
       </w:r>
     </w:p>
     <w:p>
@@ -493,12 +555,11 @@
       <w:r>
         <w:rPr>
           <w:b/>
-          <w:color w:val="1B4965"/>
         </w:rPr>
-        <w:t xml:space="preserve">Morning Pulse Synthesis: </w:t>
+        <w:t>Built the automated “Morning Pulse” briefing, published every trading day</w:t>
       </w:r>
       <w:r>
-        <w:t>Built the automated "Morning Pulse" briefing, published every trading day (110+ issues) with a lead theme, desk-call trade board, and economic and earnings calendar drawn from live options chains and agency APIs; a redesigned synthesis pipeline in shadow pilot raised extraction fidelity against source PDFs from 33–60% to 87–100% and cut grouping fragmentation from 30–60% to 9–16%.</w:t>
+        <w:t xml:space="preserve"> (110+ issues) with a lead theme, desk-call trade board, and economic and earnings calendar drawn from live options chains and agency APIs; a redesigned synthesis pipeline in shadow pilot raised extraction fidelity against source PDFs from 33–60% to 87–100% and cut grouping fragmentation from 30–60% to 9–16%.</w:t>
       </w:r>
     </w:p>
     <w:p>
@@ -509,17 +570,17 @@
       <w:r>
         <w:rPr>
           <w:b/>
-          <w:color w:val="1B4965"/>
         </w:rPr>
-        <w:t xml:space="preserve">Cited RAG Agent: </w:t>
+        <w:t>Built an interactive Q&amp;A agent executing cited answers over the research corpus</w:t>
       </w:r>
       <w:r>
-        <w:t>Built an interactive Q&amp;A agent executing cited answers over the research corpus (1,470+ production queries); regex-based tool router restricts model actions per query, and a payload provenance guard blocks any figure absent from tool output.</w:t>
+        <w:t xml:space="preserve"> (1,470+ production queries); regex-based tool router restricts model actions per query, and a payload provenance guard blocks any figure absent from tool output.</w:t>
       </w:r>
     </w:p>
     <w:p>
       <w:pPr>
-        <w:spacing w:before="120" w:after="40"/>
+        <w:keepNext/>
+        <w:spacing w:before="280" w:after="100"/>
         <w:pBdr>
           <w:bottom w:val="single" w:sz="8" w:space="1" w:color="1B4965"/>
         </w:pBdr>
@@ -536,10 +597,11 @@
     </w:p>
     <w:p>
       <w:pPr>
+        <w:keepNext/>
         <w:tabs>
           <w:tab w:pos="10512" w:val="right"/>
         </w:tabs>
-        <w:spacing w:before="60"/>
+        <w:spacing w:before="240"/>
         <w:ind w:left="0"/>
       </w:pPr>
       <w:r>
@@ -560,6 +622,7 @@
     </w:p>
     <w:p>
       <w:pPr>
+        <w:spacing w:after="100"/>
         <w:ind w:left="202"/>
       </w:pPr>
       <w:r>
@@ -568,10 +631,11 @@
     </w:p>
     <w:p>
       <w:pPr>
+        <w:keepNext/>
         <w:tabs>
           <w:tab w:pos="10512" w:val="right"/>
         </w:tabs>
-        <w:spacing w:before="60"/>
+        <w:spacing w:before="240"/>
         <w:ind w:left="0"/>
       </w:pPr>
       <w:r>
@@ -592,6 +656,7 @@
     </w:p>
     <w:p>
       <w:pPr>
+        <w:spacing w:after="100"/>
         <w:ind w:left="202"/>
       </w:pPr>
       <w:r>
@@ -600,10 +665,11 @@
     </w:p>
     <w:p>
       <w:pPr>
+        <w:keepNext/>
         <w:tabs>
           <w:tab w:pos="10512" w:val="right"/>
         </w:tabs>
-        <w:spacing w:before="60"/>
+        <w:spacing w:before="240"/>
         <w:ind w:left="0"/>
       </w:pPr>
       <w:r>
@@ -624,6 +690,7 @@
     </w:p>
     <w:p>
       <w:pPr>
+        <w:spacing w:after="100"/>
         <w:ind w:left="202"/>
       </w:pPr>
       <w:r>
@@ -1004,7 +1071,7 @@
     <w:qFormat/>
     <w:rsid w:val="00FC693F"/>
     <w:pPr>
-      <w:spacing w:before="0" w:after="0" w:line="240" w:lineRule="auto"/>
+      <w:spacing w:before="0" w:after="0" w:line="274" w:lineRule="auto"/>
     </w:pPr>
     <w:rPr>
       <w:rFonts w:ascii="Calibri" w:hAnsi="Calibri" w:eastAsia="Calibri" w:cs="Calibri"/>
@@ -1537,7 +1604,7 @@
       <w:numPr>
         <w:numId w:val="1"/>
       </w:numPr>
-      <w:spacing w:after="0"/>
+      <w:spacing w:after="100"/>
       <w:ind w:left="317" w:hanging="230"/>
       <w:contextualSpacing/>
     </w:pPr>

--- a/drafts/2026-09-14-gabriel-jew-master.docx
+++ b/drafts/2026-09-14-gabriel-jew-master.docx
@@ -28,7 +28,7 @@
     <w:p>
       <w:pPr>
         <w:keepNext/>
-        <w:spacing w:before="100" w:after="100"/>
+        <w:spacing w:before="100" w:after="60"/>
         <w:pBdr>
           <w:bottom w:val="single" w:sz="8" w:space="1" w:color="1B4965"/>
         </w:pBdr>
@@ -45,7 +45,7 @@
     </w:p>
     <w:p>
       <w:pPr>
-        <w:spacing w:after="100"/>
+        <w:spacing w:after="60"/>
       </w:pPr>
       <w:r>
         <w:t>Product manager for grid-scale BESS with a utility and construction background, eight years at LG Energy Solution moving from systems engineering to product ownership. Originated the 2-hour containerized product that became LG's flagship for AI data center power, with multi-GWh bookings. Works across power systems engineering, techno-economic modeling, and Python tooling to turn site-level constraints into deployable hardware and pricing.</w:t>
@@ -54,7 +54,7 @@
     <w:p>
       <w:pPr>
         <w:keepNext/>
-        <w:spacing w:before="280" w:after="100"/>
+        <w:spacing w:before="200" w:after="60"/>
         <w:pBdr>
           <w:bottom w:val="single" w:sz="8" w:space="1" w:color="1B4965"/>
         </w:pBdr>
@@ -71,7 +71,7 @@
     </w:p>
     <w:p>
       <w:pPr>
-        <w:spacing w:before="100"/>
+        <w:spacing w:before="60"/>
       </w:pPr>
       <w:r>
         <w:rPr>
@@ -86,7 +86,7 @@
     </w:p>
     <w:p>
       <w:pPr>
-        <w:spacing w:before="100"/>
+        <w:spacing w:before="60"/>
       </w:pPr>
       <w:r>
         <w:rPr>
@@ -101,7 +101,7 @@
     </w:p>
     <w:p>
       <w:pPr>
-        <w:spacing w:before="100"/>
+        <w:spacing w:before="60"/>
       </w:pPr>
       <w:r>
         <w:rPr>
@@ -117,7 +117,7 @@
     <w:p>
       <w:pPr>
         <w:keepNext/>
-        <w:spacing w:before="280" w:after="100"/>
+        <w:spacing w:before="200" w:after="60"/>
         <w:pBdr>
           <w:bottom w:val="single" w:sz="8" w:space="1" w:color="1B4965"/>
         </w:pBdr>
@@ -136,9 +136,9 @@
       <w:pPr>
         <w:keepNext/>
         <w:tabs>
-          <w:tab w:pos="10512" w:val="right"/>
+          <w:tab w:pos="9648" w:val="right"/>
         </w:tabs>
-        <w:spacing w:before="240"/>
+        <w:spacing w:before="160"/>
         <w:ind w:left="0"/>
       </w:pPr>
       <w:r>
@@ -161,9 +161,9 @@
       <w:pPr>
         <w:keepNext/>
         <w:tabs>
-          <w:tab w:pos="10512" w:val="right"/>
+          <w:tab w:pos="9648" w:val="right"/>
         </w:tabs>
-        <w:spacing w:before="120"/>
+        <w:spacing w:before="60"/>
         <w:ind w:left="202"/>
       </w:pPr>
       <w:r>
@@ -245,9 +245,9 @@
       <w:pPr>
         <w:keepNext/>
         <w:tabs>
-          <w:tab w:pos="10512" w:val="right"/>
+          <w:tab w:pos="9648" w:val="right"/>
         </w:tabs>
-        <w:spacing w:before="120"/>
+        <w:spacing w:before="60"/>
         <w:ind w:left="202"/>
       </w:pPr>
       <w:r>
@@ -314,9 +314,9 @@
       <w:pPr>
         <w:keepNext/>
         <w:tabs>
-          <w:tab w:pos="10512" w:val="right"/>
+          <w:tab w:pos="9648" w:val="right"/>
         </w:tabs>
-        <w:spacing w:before="240"/>
+        <w:spacing w:before="160"/>
         <w:ind w:left="0"/>
       </w:pPr>
       <w:r>
@@ -339,9 +339,9 @@
       <w:pPr>
         <w:keepNext/>
         <w:tabs>
-          <w:tab w:pos="10512" w:val="right"/>
+          <w:tab w:pos="9648" w:val="right"/>
         </w:tabs>
-        <w:spacing w:before="100"/>
+        <w:spacing w:before="60"/>
         <w:ind w:left="202"/>
       </w:pPr>
       <w:r>
@@ -392,9 +392,9 @@
       <w:pPr>
         <w:keepNext/>
         <w:tabs>
-          <w:tab w:pos="10512" w:val="right"/>
+          <w:tab w:pos="9648" w:val="right"/>
         </w:tabs>
-        <w:spacing w:before="240"/>
+        <w:spacing w:before="160"/>
         <w:ind w:left="0"/>
       </w:pPr>
       <w:r>
@@ -417,9 +417,9 @@
       <w:pPr>
         <w:keepNext/>
         <w:tabs>
-          <w:tab w:pos="10512" w:val="right"/>
+          <w:tab w:pos="9648" w:val="right"/>
         </w:tabs>
-        <w:spacing w:before="100"/>
+        <w:spacing w:before="60"/>
         <w:ind w:left="202"/>
       </w:pPr>
       <w:r>
@@ -469,7 +469,7 @@
     <w:p>
       <w:pPr>
         <w:keepNext/>
-        <w:spacing w:before="280" w:after="100"/>
+        <w:spacing w:before="200" w:after="60"/>
         <w:pBdr>
           <w:bottom w:val="single" w:sz="8" w:space="1" w:color="1B4965"/>
         </w:pBdr>
@@ -488,9 +488,9 @@
       <w:pPr>
         <w:keepNext/>
         <w:tabs>
-          <w:tab w:pos="10512" w:val="right"/>
+          <w:tab w:pos="9648" w:val="right"/>
         </w:tabs>
-        <w:spacing w:before="240"/>
+        <w:spacing w:before="160"/>
         <w:ind w:left="0"/>
       </w:pPr>
       <w:r>
@@ -513,9 +513,9 @@
       <w:pPr>
         <w:keepNext/>
         <w:tabs>
-          <w:tab w:pos="10512" w:val="right"/>
+          <w:tab w:pos="9648" w:val="right"/>
         </w:tabs>
-        <w:spacing w:before="100"/>
+        <w:spacing w:before="60"/>
         <w:ind w:left="202"/>
       </w:pPr>
       <w:r>
@@ -580,7 +580,7 @@
     <w:p>
       <w:pPr>
         <w:keepNext/>
-        <w:spacing w:before="280" w:after="100"/>
+        <w:spacing w:before="200" w:after="60"/>
         <w:pBdr>
           <w:bottom w:val="single" w:sz="8" w:space="1" w:color="1B4965"/>
         </w:pBdr>
@@ -599,9 +599,9 @@
       <w:pPr>
         <w:keepNext/>
         <w:tabs>
-          <w:tab w:pos="10512" w:val="right"/>
+          <w:tab w:pos="9648" w:val="right"/>
         </w:tabs>
-        <w:spacing w:before="240"/>
+        <w:spacing w:before="160"/>
         <w:ind w:left="0"/>
       </w:pPr>
       <w:r>
@@ -622,7 +622,7 @@
     </w:p>
     <w:p>
       <w:pPr>
-        <w:spacing w:after="100"/>
+        <w:spacing w:after="60"/>
         <w:ind w:left="202"/>
       </w:pPr>
       <w:r>
@@ -633,9 +633,9 @@
       <w:pPr>
         <w:keepNext/>
         <w:tabs>
-          <w:tab w:pos="10512" w:val="right"/>
+          <w:tab w:pos="9648" w:val="right"/>
         </w:tabs>
-        <w:spacing w:before="240"/>
+        <w:spacing w:before="160"/>
         <w:ind w:left="0"/>
       </w:pPr>
       <w:r>
@@ -656,7 +656,7 @@
     </w:p>
     <w:p>
       <w:pPr>
-        <w:spacing w:after="100"/>
+        <w:spacing w:after="60"/>
         <w:ind w:left="202"/>
       </w:pPr>
       <w:r>
@@ -667,9 +667,9 @@
       <w:pPr>
         <w:keepNext/>
         <w:tabs>
-          <w:tab w:pos="10512" w:val="right"/>
+          <w:tab w:pos="9648" w:val="right"/>
         </w:tabs>
-        <w:spacing w:before="240"/>
+        <w:spacing w:before="160"/>
         <w:ind w:left="0"/>
       </w:pPr>
       <w:r>
@@ -690,7 +690,7 @@
     </w:p>
     <w:p>
       <w:pPr>
-        <w:spacing w:after="100"/>
+        <w:spacing w:after="60"/>
         <w:ind w:left="202"/>
       </w:pPr>
       <w:r>
@@ -699,7 +699,7 @@
     </w:p>
     <w:sectPr>
       <w:pgSz w:w="12240" w:h="15840"/>
-      <w:pgMar w:top="792" w:right="864" w:bottom="792" w:left="864" w:header="720" w:footer="720" w:gutter="0"/>
+      <w:pgMar w:top="864" w:right="1296" w:bottom="864" w:left="1296" w:header="720" w:footer="720" w:gutter="0"/>
       <w:cols w:space="720"/>
       <w:docGrid w:linePitch="360"/>
     </w:sectPr>
@@ -1071,11 +1071,11 @@
     <w:qFormat/>
     <w:rsid w:val="00FC693F"/>
     <w:pPr>
-      <w:spacing w:before="0" w:after="0" w:line="274" w:lineRule="auto"/>
+      <w:spacing w:before="0" w:after="0" w:line="259" w:lineRule="auto"/>
     </w:pPr>
     <w:rPr>
       <w:rFonts w:ascii="Calibri" w:hAnsi="Calibri" w:eastAsia="Calibri" w:cs="Calibri"/>
-      <w:sz w:val="21"/>
+      <w:sz w:val="22"/>
     </w:rPr>
   </w:style>
   <w:style w:type="paragraph" w:styleId="Header">
@@ -1604,13 +1604,13 @@
       <w:numPr>
         <w:numId w:val="1"/>
       </w:numPr>
-      <w:spacing w:after="100"/>
+      <w:spacing w:after="20"/>
       <w:ind w:left="317" w:hanging="230"/>
       <w:contextualSpacing/>
     </w:pPr>
     <w:rPr>
       <w:rFonts w:ascii="Calibri" w:hAnsi="Calibri" w:eastAsia="Calibri" w:cs="Calibri"/>
-      <w:sz w:val="21"/>
+      <w:sz w:val="22"/>
     </w:rPr>
   </w:style>
   <w:style w:type="paragraph" w:styleId="ListBullet2">
